--- a/ReVal_利用手順書.docx
+++ b/ReVal_利用手順書.docx
@@ -16,6 +16,19 @@
       </w:pPr>
       <w:r>
         <w:rPr>
+          <w:color w:val="777777"/>
+          <w:sz w:val="20"/>
+          <w:szCs w:val="20"/>
+        </w:rPr>
+        <w:t xml:space="preserve">（Windows・Mac 両対応）</w:t>
+      </w:r>
+    </w:p>
+    <w:p>
+      <w:pPr>
+        <w:spacing w:after="80"/>
+      </w:pPr>
+      <w:r>
+        <w:rPr>
           <w:color w:val="444444"/>
         </w:rPr>
         <w:t xml:space="preserve">不動産のマイソク（販売図面・物件概要書）を放り込むだけで、AIが数値を読み取り、収益指標・積算・税引後CF・キャプテン基準の合否、さらに「想定／満室実数／現況実数」の3列比較まで一発で出すツールです。手入力の電卓としても使えます。</w:t>
@@ -23,6 +36,17 @@
     </w:p>
     <w:p>
       <w:pPr>
+        <w:spacing w:after="80"/>
+      </w:pPr>
+      <w:r>
+        <w:rPr>
+          <w:color w:val="444444"/>
+        </w:rPr>
+        <w:t xml:space="preserve">この手順書は ［Windows］［Mac］ を色分けで併記しています。自分のパソコンに合う方を読んでください。</w:t>
+      </w:r>
+    </w:p>
+    <w:p>
+      <w:pPr>
         <w:pStyle w:val="Heading2"/>
       </w:pPr>
       <w:r>
@@ -39,7 +63,7 @@
         <w:spacing w:after="40"/>
       </w:pPr>
       <w:r>
-        <w:t xml:space="preserve">Windows パソコン</w:t>
+        <w:t xml:space="preserve">Windows または Mac のパソコン</w:t>
       </w:r>
     </w:p>
     <w:p>
@@ -93,14 +117,14 @@
           <w:ilvl w:val="0"/>
           <w:numId w:val="3"/>
         </w:numPr>
-        <w:spacing w:after="60"/>
+        <w:spacing w:after="60" w:before="80"/>
       </w:pPr>
       <w:r>
         <w:rPr>
           <w:b/>
           <w:bCs/>
         </w:rPr>
-        <w:t xml:space="preserve">アプリをダウンロードする</w:t>
+        <w:t xml:space="preserve">アプリをダウンロードする（共通）</w:t>
       </w:r>
     </w:p>
     <w:p>
@@ -108,17 +132,17 @@
         <w:spacing w:after="80"/>
       </w:pPr>
       <w:r>
-        <w:t xml:space="preserve">下のページを開き、緑の「Code」ボタン →「Download ZIP」を選びます。ダウンロードしたZIPを右クリック →「すべて展開」で解凍してください。</w:t>
-      </w:r>
-    </w:p>
-    <w:p>
-      <w:pPr>
-        <w:spacing w:after="120"/>
+        <w:t xml:space="preserve">下のページを開き、緑の「Code」ボタン →「Download ZIP」。ダウンロードしたZIPを解凍します（Windows：右クリック→すべて展開／Mac：ダブルクリック）。</w:t>
+      </w:r>
+    </w:p>
+    <w:p>
+      <w:pPr>
+        <w:spacing w:after="100"/>
       </w:pPr>
       <w:r>
         <w:t xml:space="preserve">　配布ページ：</w:t>
       </w:r>
-      <w:hyperlink w:history="1" r:id="rIdjylpnyvzoiddctkjvn48p">
+      <w:hyperlink w:history="1" r:id="rIdriwbvb9axdrvqvjswwb7i">
         <w:r>
           <w:rPr>
             <w:rStyle w:val="Hyperlink"/>
@@ -134,14 +158,14 @@
           <w:ilvl w:val="0"/>
           <w:numId w:val="3"/>
         </w:numPr>
-        <w:spacing w:after="60"/>
+        <w:spacing w:after="60" w:before="80"/>
       </w:pPr>
       <w:r>
         <w:rPr>
           <w:b/>
           <w:bCs/>
         </w:rPr>
-        <w:t xml:space="preserve">Node.js を入れる</w:t>
+        <w:t xml:space="preserve">Node.js を入れる（共通）</w:t>
       </w:r>
     </w:p>
     <w:p>
@@ -149,7 +173,41 @@
         <w:spacing w:after="80"/>
       </w:pPr>
       <w:r>
-        <w:t xml:space="preserve">https://nodejs.org を開き、「LTS」版をダウンロードしてインストール（画面は全部「Next／次へ」でOK）。</w:t>
+        <w:t xml:space="preserve">https://nodejs.org を開き「LTS」をダウンロードしてインストール。</w:t>
+      </w:r>
+    </w:p>
+    <w:p>
+      <w:pPr>
+        <w:spacing w:after="40"/>
+        <w:ind w:left="360"/>
+      </w:pPr>
+      <w:r>
+        <w:rPr>
+          <w:b/>
+          <w:bCs/>
+          <w:color w:val="1F6FC5"/>
+        </w:rPr>
+        <w:t xml:space="preserve">［Windows］ </w:t>
+      </w:r>
+      <w:r>
+        <w:t xml:space="preserve">インストーラは全部「Next／次へ」でOK。</w:t>
+      </w:r>
+    </w:p>
+    <w:p>
+      <w:pPr>
+        <w:spacing w:after="80"/>
+        <w:ind w:left="360"/>
+      </w:pPr>
+      <w:r>
+        <w:rPr>
+          <w:b/>
+          <w:bCs/>
+          <w:color w:val="2E8B57"/>
+        </w:rPr>
+        <w:t xml:space="preserve">［Mac］ </w:t>
+      </w:r>
+      <w:r>
+        <w:t xml:space="preserve">ダウンロードした .pkg を開いて指示通り進める。</w:t>
       </w:r>
     </w:p>
     <w:p>
@@ -172,14 +230,14 @@
           <w:ilvl w:val="0"/>
           <w:numId w:val="3"/>
         </w:numPr>
-        <w:spacing w:after="60"/>
+        <w:spacing w:after="60" w:before="80"/>
       </w:pPr>
       <w:r>
         <w:rPr>
           <w:b/>
           <w:bCs/>
         </w:rPr>
-        <w:t xml:space="preserve">APIキーを取得する</w:t>
+        <w:t xml:space="preserve">APIキーを取得する（共通）</w:t>
       </w:r>
     </w:p>
     <w:p>
@@ -205,7 +263,7 @@
         <w:spacing w:after="40"/>
       </w:pPr>
       <w:r>
-        <w:t xml:space="preserve">左メニュー「Billing」でクレジットカード登録＋少額チャージ（$5で数百枚分）</w:t>
+        <w:t xml:space="preserve">「Billing」でカード登録＋少額チャージ（$5で数百枚分）</w:t>
       </w:r>
     </w:p>
     <w:p>
@@ -218,7 +276,7 @@
         <w:spacing w:after="40"/>
       </w:pPr>
       <w:r>
-        <w:t xml:space="preserve">左メニュー「API Keys」→「Create Key」→ 表示された </w:t>
+        <w:t xml:space="preserve">「API Keys」→「Create Key」→ 表示された </w:t>
       </w:r>
       <w:r>
         <w:rPr>
@@ -235,22 +293,48 @@
           <w:ilvl w:val="0"/>
           <w:numId w:val="3"/>
         </w:numPr>
-        <w:spacing w:after="60"/>
+        <w:spacing w:after="60" w:before="80"/>
       </w:pPr>
       <w:r>
         <w:rPr>
           <w:b/>
           <w:bCs/>
         </w:rPr>
-        <w:t xml:space="preserve">鍵を登録する（初回だけ）</w:t>
+        <w:t xml:space="preserve">鍵を登録する（初回だけ・OSで操作が違います）</w:t>
+      </w:r>
+    </w:p>
+    <w:p>
+      <w:pPr>
+        <w:spacing w:after="40"/>
+        <w:ind w:left="360"/>
+      </w:pPr>
+      <w:r>
+        <w:rPr>
+          <w:b/>
+          <w:bCs/>
+          <w:color w:val="1F6FC5"/>
+        </w:rPr>
+        <w:t xml:space="preserve">［Windows］ </w:t>
+      </w:r>
+      <w:r>
+        <w:t xml:space="preserve">フォルダ内の「初回設定_APIキー.bat」をダブルクリック → メモ帳が開く → 鍵を貼って保存。</w:t>
       </w:r>
     </w:p>
     <w:p>
       <w:pPr>
         <w:spacing w:after="80"/>
-      </w:pPr>
-      <w:r>
-        <w:t xml:space="preserve">解凍したフォルダの中の「初回設定_APIキー.bat」をダブルクリック。メモ帳が開くので、さっきの鍵を貼り付けて保存（Ctrl+S）して閉じます。</w:t>
+        <w:ind w:left="360"/>
+      </w:pPr>
+      <w:r>
+        <w:rPr>
+          <w:b/>
+          <w:bCs/>
+          <w:color w:val="2E8B57"/>
+        </w:rPr>
+        <w:t xml:space="preserve">［Mac］ </w:t>
+      </w:r>
+      <w:r>
+        <w:t xml:space="preserve">フォルダ内の「初回設定_APIキー.command」を右クリック →「開く」→（確認が出たら）もう一度「開く」→ テキストエディタが開く → 鍵を貼って保存。</w:t>
       </w:r>
     </w:p>
     <w:p>
@@ -263,7 +347,7 @@
           <w:sz w:val="18"/>
           <w:szCs w:val="18"/>
         </w:rPr>
-        <w:t xml:space="preserve">※鍵はあなたのPC内だけに保存され、アプリのフォルダやネットには出ません。</w:t>
+        <w:t xml:space="preserve">※鍵はあなたのPC内だけに保存され（~/.config/reval/apikey.txt）、アプリのフォルダやネットには出ません。</w:t>
       </w:r>
     </w:p>
     <w:p>
@@ -273,22 +357,48 @@
           <w:ilvl w:val="0"/>
           <w:numId w:val="3"/>
         </w:numPr>
-        <w:spacing w:after="60"/>
+        <w:spacing w:after="60" w:before="80"/>
       </w:pPr>
       <w:r>
         <w:rPr>
           <w:b/>
           <w:bCs/>
         </w:rPr>
-        <w:t xml:space="preserve">起動する</w:t>
+        <w:t xml:space="preserve">起動する（OSで操作が違います）</w:t>
+      </w:r>
+    </w:p>
+    <w:p>
+      <w:pPr>
+        <w:spacing w:after="40"/>
+        <w:ind w:left="360"/>
+      </w:pPr>
+      <w:r>
+        <w:rPr>
+          <w:b/>
+          <w:bCs/>
+          <w:color w:val="1F6FC5"/>
+        </w:rPr>
+        <w:t xml:space="preserve">［Windows］ </w:t>
+      </w:r>
+      <w:r>
+        <w:t xml:space="preserve">「ReVal自動読み取りを起動.bat」をダブルクリック。黒い画面が出て、数秒でブラウザが開きます（localhost:5178）。</w:t>
       </w:r>
     </w:p>
     <w:p>
       <w:pPr>
         <w:spacing w:after="80"/>
-      </w:pPr>
-      <w:r>
-        <w:t xml:space="preserve">「ReVal自動読み取りを起動.bat」をダブルクリック。黒い画面が出て、数秒でブラウザが自動で開きます（アドレスは localhost:5178）。</w:t>
+        <w:ind w:left="360"/>
+      </w:pPr>
+      <w:r>
+        <w:rPr>
+          <w:b/>
+          <w:bCs/>
+          <w:color w:val="2E8B57"/>
+        </w:rPr>
+        <w:t xml:space="preserve">［Mac］ </w:t>
+      </w:r>
+      <w:r>
+        <w:t xml:space="preserve">「ReVal自動読み取りを起動.command」を右クリック →「開く」→（「開発元を確認できません」と出たら）もう一度「開く」。ターミナルが開き、数秒でブラウザが開きます（localhost:5178）。</w:t>
       </w:r>
     </w:p>
     <w:p>
@@ -301,7 +411,20 @@
           <w:sz w:val="18"/>
           <w:szCs w:val="18"/>
         </w:rPr>
-        <w:t xml:space="preserve">※黒い画面は開いたままにしてください（閉じるとアプリが止まります。落ちても自動で復活します）。</w:t>
+        <w:t xml:space="preserve">※この画面（黒い画面／ターミナル）は開いたままに。閉じるとアプリが止まります（落ちても自動で復活）。</w:t>
+      </w:r>
+    </w:p>
+    <w:p>
+      <w:pPr>
+        <w:spacing w:after="80"/>
+      </w:pPr>
+      <w:r>
+        <w:rPr>
+          <w:color w:val="777777"/>
+          <w:sz w:val="18"/>
+          <w:szCs w:val="18"/>
+        </w:rPr>
+        <w:t xml:space="preserve">※Macで「実行できない」場合：ターミナルでフォルダに入り chmod +x *.command を一度だけ実行すると確実です。</w:t>
       </w:r>
     </w:p>
     <w:p>
@@ -309,7 +432,7 @@
         <w:pStyle w:val="Heading2"/>
       </w:pPr>
       <w:r>
-        <w:t xml:space="preserve">使い方</w:t>
+        <w:t xml:space="preserve">使い方（Windows・Mac 共通）</w:t>
       </w:r>
     </w:p>
     <w:p>
@@ -322,7 +445,7 @@
         <w:spacing w:after="40"/>
       </w:pPr>
       <w:r>
-        <w:t xml:space="preserve">ブラウザ画面の上の枠に、マイソク（PDF・画像）をドラッグ＆ドロップ。複数まとめてOK。スクショをコピーして Ctrl+V でも入ります</w:t>
+        <w:t xml:space="preserve">画面上の枠にマイソク（PDF・画像）をドラッグ＆ドロップ。複数まとめてOK。スクショを Ctrl+V（Macは ⌘+V）でも入ります</w:t>
       </w:r>
     </w:p>
     <w:p>
@@ -335,7 +458,7 @@
         <w:spacing w:after="40"/>
       </w:pPr>
       <w:r>
-        <w:t xml:space="preserve">読み取った数字が出るので確認（違えば直すと自動で再計算）。黄色は「AIが自信なし」の項目</w:t>
+        <w:t xml:space="preserve">読み取った数字を確認（違えば直すと自動で再計算）。黄色は「AIが自信なし」の項目</w:t>
       </w:r>
     </w:p>
     <w:p>
@@ -348,7 +471,7 @@
         <w:spacing w:after="40"/>
       </w:pPr>
       <w:r>
-        <w:t xml:space="preserve">物件カードに、カルテ＋「想定／満室実数／現況実数」の3列比較＋ReValシミュレーターが出ます</w:t>
+        <w:t xml:space="preserve">カードにカルテ＋「想定／満室実数／現況実数」の3列比較＋ReValシミュレーターが出ます</w:t>
       </w:r>
     </w:p>
     <w:p>
@@ -361,7 +484,7 @@
         <w:spacing w:after="40"/>
       </w:pPr>
       <w:r>
-        <w:t xml:space="preserve">「📎 詳細資料を追加」にレントロールやランニングコスト表を入れると、実際の数字を反映（満室実数・現況実数）</w:t>
+        <w:t xml:space="preserve">「📎 詳細資料を追加」にレントロール／ランニングコスト表を入れると、満室実数・現況実数も算出</w:t>
       </w:r>
     </w:p>
     <w:p>
@@ -374,7 +497,7 @@
         <w:spacing w:after="40"/>
       </w:pPr>
       <w:r>
-        <w:t xml:space="preserve">「物件価格」を動かすと、賃料は固定のまま表面利回りが変わる＝価格交渉のシミュレーションができます</w:t>
+        <w:t xml:space="preserve">「物件価格」を動かすと、賃料は固定のまま表面利回りが変わる＝価格交渉のシミュレーション</w:t>
       </w:r>
     </w:p>
     <w:p>
@@ -403,7 +526,7 @@
         <w:spacing w:after="80"/>
       </w:pPr>
       <w:r>
-        <w:t xml:space="preserve">AI読み取りは、登録したあなた自身のAPIキーで動くので、費用はあなた負担です（マイソク1枚あたり数円程度）。手入力の電卓・計算機能だけなら費用はかかりません。</w:t>
+        <w:t xml:space="preserve">AI読み取りは、登録したあなた自身のAPIキーで動くので費用はあなた負担です（1枚あたり数円程度）。手入力の電卓・計算機能だけなら費用はかかりません。</w:t>
       </w:r>
     </w:p>
     <w:p>
@@ -427,13 +550,13 @@
         </w:tblBorders>
       </w:tblPr>
       <w:tblGrid>
-        <w:gridCol w:w="3200"/>
-        <w:gridCol w:w="5826"/>
+        <w:gridCol w:w="3400"/>
+        <w:gridCol w:w="5626"/>
       </w:tblGrid>
       <w:tr>
         <w:tc>
           <w:tcPr>
-            <w:tcW w:type="dxa" w:w="3200"/>
+            <w:tcW w:type="dxa" w:w="3400"/>
             <w:tcBorders>
               <w:top w:val="single" w:color="CCCCCC" w:sz="1"/>
               <w:left w:val="single" w:color="CCCCCC" w:sz="1"/>
@@ -460,7 +583,7 @@
         </w:tc>
         <w:tc>
           <w:tcPr>
-            <w:tcW w:type="dxa" w:w="5826"/>
+            <w:tcW w:type="dxa" w:w="5626"/>
             <w:tcBorders>
               <w:top w:val="single" w:color="CCCCCC" w:sz="1"/>
               <w:left w:val="single" w:color="CCCCCC" w:sz="1"/>
@@ -489,7 +612,7 @@
       <w:tr>
         <w:tc>
           <w:tcPr>
-            <w:tcW w:type="dxa" w:w="3200"/>
+            <w:tcW w:type="dxa" w:w="3400"/>
             <w:tcBorders>
               <w:top w:val="single" w:color="CCCCCC" w:sz="1"/>
               <w:left w:val="single" w:color="CCCCCC" w:sz="1"/>
@@ -509,13 +632,13 @@
                 <w:b w:val="false"/>
                 <w:bCs w:val="false"/>
               </w:rPr>
-              <w:t xml:space="preserve">黒い画面に「APIキー未設定」</w:t>
+              <w:t xml:space="preserve">「APIキー未設定」と出る</w:t>
             </w:r>
           </w:p>
         </w:tc>
         <w:tc>
           <w:tcPr>
-            <w:tcW w:type="dxa" w:w="5826"/>
+            <w:tcW w:type="dxa" w:w="5626"/>
             <w:tcBorders>
               <w:top w:val="single" w:color="CCCCCC" w:sz="1"/>
               <w:left w:val="single" w:color="CCCCCC" w:sz="1"/>
@@ -535,7 +658,7 @@
                 <w:b w:val="false"/>
                 <w:bCs w:val="false"/>
               </w:rPr>
-              <w:t xml:space="preserve">「初回設定_APIキー.bat」で鍵を貼って保存したか確認</w:t>
+              <w:t xml:space="preserve">STEP 4 で鍵を貼って保存したか確認</w:t>
             </w:r>
           </w:p>
         </w:tc>
@@ -543,7 +666,7 @@
       <w:tr>
         <w:tc>
           <w:tcPr>
-            <w:tcW w:type="dxa" w:w="3200"/>
+            <w:tcW w:type="dxa" w:w="3400"/>
             <w:tcBorders>
               <w:top w:val="single" w:color="CCCCCC" w:sz="1"/>
               <w:left w:val="single" w:color="CCCCCC" w:sz="1"/>
@@ -569,7 +692,7 @@
         </w:tc>
         <w:tc>
           <w:tcPr>
-            <w:tcW w:type="dxa" w:w="5826"/>
+            <w:tcW w:type="dxa" w:w="5626"/>
             <w:tcBorders>
               <w:top w:val="single" w:color="CCCCCC" w:sz="1"/>
               <w:left w:val="single" w:color="CCCCCC" w:sz="1"/>
@@ -597,7 +720,61 @@
       <w:tr>
         <w:tc>
           <w:tcPr>
-            <w:tcW w:type="dxa" w:w="3200"/>
+            <w:tcW w:type="dxa" w:w="3400"/>
+            <w:tcBorders>
+              <w:top w:val="single" w:color="CCCCCC" w:sz="1"/>
+              <w:left w:val="single" w:color="CCCCCC" w:sz="1"/>
+              <w:bottom w:val="single" w:color="CCCCCC" w:sz="1"/>
+              <w:right w:val="single" w:color="CCCCCC" w:sz="1"/>
+            </w:tcBorders>
+            <w:tcMar>
+              <w:top w:type="dxa" w:w="80"/>
+              <w:left w:type="dxa" w:w="120"/>
+              <w:bottom w:type="dxa" w:w="80"/>
+              <w:right w:type="dxa" w:w="120"/>
+            </w:tcMar>
+          </w:tcPr>
+          <w:p>
+            <w:r>
+              <w:rPr>
+                <w:b w:val="false"/>
+                <w:bCs w:val="false"/>
+              </w:rPr>
+              <w:t xml:space="preserve">Macで開けない／止められる</w:t>
+            </w:r>
+          </w:p>
+        </w:tc>
+        <w:tc>
+          <w:tcPr>
+            <w:tcW w:type="dxa" w:w="5626"/>
+            <w:tcBorders>
+              <w:top w:val="single" w:color="CCCCCC" w:sz="1"/>
+              <w:left w:val="single" w:color="CCCCCC" w:sz="1"/>
+              <w:bottom w:val="single" w:color="CCCCCC" w:sz="1"/>
+              <w:right w:val="single" w:color="CCCCCC" w:sz="1"/>
+            </w:tcBorders>
+            <w:tcMar>
+              <w:top w:type="dxa" w:w="80"/>
+              <w:left w:type="dxa" w:w="120"/>
+              <w:bottom w:type="dxa" w:w="80"/>
+              <w:right w:type="dxa" w:w="120"/>
+            </w:tcMar>
+          </w:tcPr>
+          <w:p>
+            <w:r>
+              <w:rPr>
+                <w:b w:val="false"/>
+                <w:bCs w:val="false"/>
+              </w:rPr>
+              <w:t xml:space="preserve">右クリック→「開く」で実行。だめなら chmod +x *.command を一度実行</w:t>
+            </w:r>
+          </w:p>
+        </w:tc>
+      </w:tr>
+      <w:tr>
+        <w:tc>
+          <w:tcPr>
+            <w:tcW w:type="dxa" w:w="3400"/>
             <w:tcBorders>
               <w:top w:val="single" w:color="CCCCCC" w:sz="1"/>
               <w:left w:val="single" w:color="CCCCCC" w:sz="1"/>
@@ -623,7 +800,7 @@
         </w:tc>
         <w:tc>
           <w:tcPr>
-            <w:tcW w:type="dxa" w:w="5826"/>
+            <w:tcW w:type="dxa" w:w="5626"/>
             <w:tcBorders>
               <w:top w:val="single" w:color="CCCCCC" w:sz="1"/>
               <w:left w:val="single" w:color="CCCCCC" w:sz="1"/>
@@ -651,7 +828,7 @@
       <w:tr>
         <w:tc>
           <w:tcPr>
-            <w:tcW w:type="dxa" w:w="3200"/>
+            <w:tcW w:type="dxa" w:w="3400"/>
             <w:tcBorders>
               <w:top w:val="single" w:color="CCCCCC" w:sz="1"/>
               <w:left w:val="single" w:color="CCCCCC" w:sz="1"/>
@@ -677,7 +854,7 @@
         </w:tc>
         <w:tc>
           <w:tcPr>
-            <w:tcW w:type="dxa" w:w="5826"/>
+            <w:tcW w:type="dxa" w:w="5626"/>
             <w:tcBorders>
               <w:top w:val="single" w:color="CCCCCC" w:sz="1"/>
               <w:left w:val="single" w:color="CCCCCC" w:sz="1"/>
@@ -708,7 +885,7 @@
         <w:pStyle w:val="Heading2"/>
       </w:pPr>
       <w:r>
-        <w:t xml:space="preserve">自分でカスタムしたい人へ</w:t>
+        <w:t xml:space="preserve">自分でカスタムしたい人へ（共通）</w:t>
       </w:r>
     </w:p>
     <w:p>
@@ -721,7 +898,7 @@
         <w:spacing w:after="40"/>
       </w:pPr>
       <w:r>
-        <w:t xml:space="preserve">計算部分（ReVal.html）は1ファイルで完結。メモ帳やエディタで開いて、標準費率やキャプテン基準の数値を自由に変更できます</w:t>
+        <w:t xml:space="preserve">計算部分（ReVal.html）は1ファイルで完結。エディタで開いて標準費率やキャプテン基準の数値を自由に変更できます</w:t>
       </w:r>
     </w:p>
     <w:p>
@@ -734,7 +911,7 @@
         <w:spacing w:after="40"/>
       </w:pPr>
       <w:r>
-        <w:t xml:space="preserve">GitHubで「Fork」すれば自分専用版を持てます。本体が更新されたら取り込むことも可能</w:t>
+        <w:t xml:space="preserve">GitHubで「Fork」すれば自分専用版を持てます。本体更新を取り込むことも可能</w:t>
       </w:r>
     </w:p>
     <w:p>
@@ -938,7 +1115,7 @@
       <w:lvlText w:val="STEP %1"/>
       <w:lvlJc w:val="left"/>
       <w:pPr>
-        <w:ind w:left="720" w:hanging="540"/>
+        <w:ind w:left="720" w:hanging="600"/>
       </w:pPr>
       <w:rPr>
         <w:b/>
@@ -1169,7 +1346,7 @@
     <w:next w:val="Normal"/>
     <w:qFormat/>
     <w:pPr>
-      <w:spacing w:after="120"/>
+      <w:spacing w:after="60"/>
     </w:pPr>
     <w:rPr>
       <w:rFonts w:ascii="Yu Gothic" w:cs="Yu Gothic" w:eastAsia="Yu Gothic" w:hAnsi="Yu Gothic"/>

--- a/ReVal_利用手順書.docx
+++ b/ReVal_利用手順書.docx
@@ -16,115 +16,63 @@
       </w:pPr>
       <w:r>
         <w:rPr>
-          <w:color w:val="777777"/>
-          <w:sz w:val="20"/>
-          <w:szCs w:val="20"/>
-        </w:rPr>
-        <w:t xml:space="preserve">（Windows・Mac 両対応）</w:t>
-      </w:r>
-    </w:p>
-    <w:p>
-      <w:pPr>
-        <w:spacing w:after="80"/>
-      </w:pPr>
-      <w:r>
-        <w:rPr>
           <w:color w:val="444444"/>
         </w:rPr>
-        <w:t xml:space="preserve">不動産のマイソク（販売図面・物件概要書）を放り込むだけで、AIが数値を読み取り、収益指標・積算・税引後CF・キャプテン基準の合否、さらに「想定／満室実数／現況実数」の3列比較まで一発で出すツールです。手入力の電卓としても使えます。</w:t>
-      </w:r>
-    </w:p>
-    <w:p>
-      <w:pPr>
-        <w:spacing w:after="80"/>
-      </w:pPr>
-      <w:r>
-        <w:rPr>
-          <w:color w:val="444444"/>
-        </w:rPr>
-        <w:t xml:space="preserve">この手順書は ［Windows］［Mac］ を色分けで併記しています。自分のパソコンに合う方を読んでください。</w:t>
-      </w:r>
-    </w:p>
-    <w:p>
-      <w:pPr>
-        <w:pStyle w:val="Heading2"/>
-      </w:pPr>
-      <w:r>
-        <w:t xml:space="preserve">用意するもの</w:t>
-      </w:r>
-    </w:p>
-    <w:p>
-      <w:pPr>
-        <w:pStyle w:val="ListParagraph"/>
-        <w:numPr>
-          <w:ilvl w:val="0"/>
-          <w:numId w:val="2"/>
-        </w:numPr>
-        <w:spacing w:after="40"/>
-      </w:pPr>
-      <w:r>
-        <w:t xml:space="preserve">Windows または Mac のパソコン</w:t>
-      </w:r>
-    </w:p>
-    <w:p>
-      <w:pPr>
-        <w:pStyle w:val="ListParagraph"/>
-        <w:numPr>
-          <w:ilvl w:val="0"/>
-          <w:numId w:val="2"/>
-        </w:numPr>
-        <w:spacing w:after="40"/>
-      </w:pPr>
-      <w:r>
-        <w:t xml:space="preserve">Node.js（無料）… インターネットからインストールします（STEP 2）</w:t>
-      </w:r>
-    </w:p>
-    <w:p>
-      <w:pPr>
-        <w:pStyle w:val="ListParagraph"/>
-        <w:numPr>
-          <w:ilvl w:val="0"/>
-          <w:numId w:val="2"/>
-        </w:numPr>
-        <w:spacing w:after="40"/>
-      </w:pPr>
-      <w:r>
-        <w:t xml:space="preserve">Anthropic APIキー … マイソクのAI読み取りに使います。</w:t>
-      </w:r>
+        <w:t xml:space="preserve">不動産のマイソク（販売図面・物件概要書）を放り込むだけで、AIが数値を読み取り、収益指標・積算・税引後CF・キャプテン基準の合否、さらに「想定／満室実数／現況実数」の3列比較まで一発で出すツールです。</w:t>
+      </w:r>
+    </w:p>
+    <w:p>
+      <w:pPr>
+        <w:spacing w:after="40" w:before="80"/>
+      </w:pPr>
       <w:r>
         <w:rPr>
           <w:b/>
           <w:bCs/>
         </w:rPr>
-        <w:t xml:space="preserve">使った分だけ自分に課金（1枚あたり数円程度）。</w:t>
-      </w:r>
-      <w:r>
-        <w:t xml:space="preserve">手入力の電卓だけなら無くてもOK。</w:t>
-      </w:r>
-    </w:p>
-    <w:p>
-      <w:pPr>
-        <w:pStyle w:val="Heading2"/>
-      </w:pPr>
-      <w:r>
-        <w:t xml:space="preserve">セットアップ手順</w:t>
-      </w:r>
-    </w:p>
-    <w:p>
-      <w:pPr>
-        <w:pStyle w:val="ListParagraph"/>
-        <w:numPr>
-          <w:ilvl w:val="0"/>
-          <w:numId w:val="3"/>
-        </w:numPr>
-        <w:spacing w:after="60" w:before="80"/>
+        <w:t xml:space="preserve">お使いのパソコンに合わせて、どちらかの章だけを読んでください：</w:t>
+      </w:r>
+    </w:p>
+    <w:p>
+      <w:pPr>
+        <w:pStyle w:val="ListParagraph"/>
+        <w:numPr>
+          <w:ilvl w:val="0"/>
+          <w:numId w:val="2"/>
+        </w:numPr>
+        <w:spacing w:after="40"/>
       </w:pPr>
       <w:r>
         <w:rPr>
           <w:b/>
           <w:bCs/>
-        </w:rPr>
-        <w:t xml:space="preserve">アプリをダウンロードする（共通）</w:t>
+          <w:color w:val="1F6FC5"/>
+        </w:rPr>
+        <w:t xml:space="preserve">Windows の方 → </w:t>
+      </w:r>
+      <w:r>
+        <w:t xml:space="preserve">「Windows をお使いの方」（次のページ）</w:t>
+      </w:r>
+    </w:p>
+    <w:p>
+      <w:pPr>
+        <w:pStyle w:val="ListParagraph"/>
+        <w:numPr>
+          <w:ilvl w:val="0"/>
+          <w:numId w:val="2"/>
+        </w:numPr>
+        <w:spacing w:after="40"/>
+      </w:pPr>
+      <w:r>
+        <w:rPr>
+          <w:b/>
+          <w:bCs/>
+          <w:color w:val="2E8B57"/>
+        </w:rPr>
+        <w:t xml:space="preserve">Mac の方 → </w:t>
+      </w:r>
+      <w:r>
+        <w:t xml:space="preserve">「Mac をお使いの方」</w:t>
       </w:r>
     </w:p>
     <w:p>
@@ -132,17 +80,67 @@
         <w:spacing w:after="80"/>
       </w:pPr>
       <w:r>
-        <w:t xml:space="preserve">下のページを開き、緑の「Code」ボタン →「Download ZIP」。ダウンロードしたZIPを解凍します（Windows：右クリック→すべて展開／Mac：ダブルクリック）。</w:t>
-      </w:r>
-    </w:p>
-    <w:p>
-      <w:pPr>
-        <w:spacing w:after="100"/>
+        <w:rPr>
+          <w:color w:val="777777"/>
+          <w:sz w:val="18"/>
+          <w:szCs w:val="18"/>
+        </w:rPr>
+        <w:t xml:space="preserve">（料金・カスタム・注意は最後の「共通」にまとめています）</w:t>
+      </w:r>
+    </w:p>
+    <w:p>
+      <w:pPr>
+        <w:pStyle w:val="Heading1"/>
+        <w:pageBreakBefore/>
+      </w:pPr>
+      <w:r>
+        <w:rPr>
+          <w:color w:val="1F6FC5"/>
+        </w:rPr>
+        <w:t xml:space="preserve">🪟 Windows をお使いの方</w:t>
+      </w:r>
+    </w:p>
+    <w:p>
+      <w:pPr>
+        <w:pStyle w:val="Heading2"/>
+      </w:pPr>
+      <w:r>
+        <w:t xml:space="preserve">セットアップ手順</w:t>
+      </w:r>
+    </w:p>
+    <w:p>
+      <w:pPr>
+        <w:pStyle w:val="ListParagraph"/>
+        <w:numPr>
+          <w:ilvl w:val="0"/>
+          <w:numId w:val="3"/>
+        </w:numPr>
+        <w:spacing w:after="50" w:before="100"/>
+      </w:pPr>
+      <w:r>
+        <w:rPr>
+          <w:b/>
+          <w:bCs/>
+        </w:rPr>
+        <w:t xml:space="preserve">アプリをダウンロード</w:t>
+      </w:r>
+    </w:p>
+    <w:p>
+      <w:pPr>
+        <w:spacing w:after="80"/>
+      </w:pPr>
+      <w:r>
+        <w:t xml:space="preserve">下のページを開き、緑の「Code」→「Download ZIP」。ZIPを右クリック →「すべて展開」で解凍。</w:t>
+      </w:r>
+    </w:p>
+    <w:p>
+      <w:pPr>
+        <w:spacing w:after="80"/>
       </w:pPr>
       <w:r>
         <w:t xml:space="preserve">　配布ページ：</w:t>
       </w:r>
-      <w:hyperlink w:history="1" r:id="rIdriwbvb9axdrvqvjswwb7i">
+      <w:hyperlink w:history="1" r:id="rIdamocfccnnd-hgvrcih3le">
         <w:r>
           <w:rPr>
             <w:rStyle w:val="Hyperlink"/>
@@ -158,14 +156,14 @@
           <w:ilvl w:val="0"/>
           <w:numId w:val="3"/>
         </w:numPr>
-        <w:spacing w:after="60" w:before="80"/>
+        <w:spacing w:after="50" w:before="100"/>
       </w:pPr>
       <w:r>
         <w:rPr>
           <w:b/>
           <w:bCs/>
         </w:rPr>
-        <w:t xml:space="preserve">Node.js を入れる（共通）</w:t>
+        <w:t xml:space="preserve">Node.js を入れる</w:t>
       </w:r>
     </w:p>
     <w:p>
@@ -173,41 +171,88 @@
         <w:spacing w:after="80"/>
       </w:pPr>
       <w:r>
-        <w:t xml:space="preserve">https://nodejs.org を開き「LTS」をダウンロードしてインストール。</w:t>
-      </w:r>
-    </w:p>
-    <w:p>
-      <w:pPr>
-        <w:spacing w:after="40"/>
+        <w:t xml:space="preserve">https://nodejs.org で「LTS」をダウンロード → インストーラは全部「次へ」でOK。</w:t>
+      </w:r>
+    </w:p>
+    <w:p>
+      <w:pPr>
+        <w:spacing w:after="60"/>
         <w:ind w:left="360"/>
+      </w:pPr>
+      <w:r>
+        <w:rPr>
+          <w:color w:val="555555"/>
+          <w:sz w:val="18"/>
+          <w:szCs w:val="18"/>
+        </w:rPr>
+        <w:t xml:space="preserve">※すでに入っている人は飛ばしてOK。</w:t>
+      </w:r>
+    </w:p>
+    <w:p>
+      <w:pPr>
+        <w:pStyle w:val="ListParagraph"/>
+        <w:numPr>
+          <w:ilvl w:val="0"/>
+          <w:numId w:val="3"/>
+        </w:numPr>
+        <w:spacing w:after="50" w:before="100"/>
       </w:pPr>
       <w:r>
         <w:rPr>
           <w:b/>
           <w:bCs/>
-          <w:color w:val="1F6FC5"/>
-        </w:rPr>
-        <w:t xml:space="preserve">［Windows］ </w:t>
-      </w:r>
-      <w:r>
-        <w:t xml:space="preserve">インストーラは全部「Next／次へ」でOK。</w:t>
-      </w:r>
-    </w:p>
-    <w:p>
-      <w:pPr>
-        <w:spacing w:after="80"/>
-        <w:ind w:left="360"/>
-      </w:pPr>
+        </w:rPr>
+        <w:t xml:space="preserve">APIキーを取得</w:t>
+      </w:r>
+    </w:p>
+    <w:p>
+      <w:pPr>
+        <w:pStyle w:val="ListParagraph"/>
+        <w:numPr>
+          <w:ilvl w:val="0"/>
+          <w:numId w:val="2"/>
+        </w:numPr>
+        <w:spacing w:after="40"/>
+      </w:pPr>
+      <w:r>
+        <w:t xml:space="preserve">https://console.anthropic.com にログイン →「Billing」でカード登録＋少額チャージ（$5で数百枚分）</w:t>
+      </w:r>
+    </w:p>
+    <w:p>
+      <w:pPr>
+        <w:pStyle w:val="ListParagraph"/>
+        <w:numPr>
+          <w:ilvl w:val="0"/>
+          <w:numId w:val="2"/>
+        </w:numPr>
+        <w:spacing w:after="40"/>
+      </w:pPr>
+      <w:r>
+        <w:t xml:space="preserve">「API Keys」→「Create Key」→ </w:t>
+      </w:r>
       <w:r>
         <w:rPr>
           <w:b/>
           <w:bCs/>
-          <w:color w:val="2E8B57"/>
-        </w:rPr>
-        <w:t xml:space="preserve">［Mac］ </w:t>
-      </w:r>
-      <w:r>
-        <w:t xml:space="preserve">ダウンロードした .pkg を開いて指示通り進める。</w:t>
+        </w:rPr>
+        <w:t xml:space="preserve">sk-ant-… の鍵をコピー</w:t>
+      </w:r>
+    </w:p>
+    <w:p>
+      <w:pPr>
+        <w:pStyle w:val="ListParagraph"/>
+        <w:numPr>
+          <w:ilvl w:val="0"/>
+          <w:numId w:val="3"/>
+        </w:numPr>
+        <w:spacing w:after="50" w:before="100"/>
+      </w:pPr>
+      <w:r>
+        <w:rPr>
+          <w:b/>
+          <w:bCs/>
+        </w:rPr>
+        <w:t xml:space="preserve">鍵を登録（初回だけ）</w:t>
       </w:r>
     </w:p>
     <w:p>
@@ -215,12 +260,21 @@
         <w:spacing w:after="80"/>
       </w:pPr>
       <w:r>
-        <w:rPr>
-          <w:color w:val="777777"/>
+        <w:t xml:space="preserve">フォルダ内の「初回設定_APIキー.bat」をダブルクリック → メモ帳が開く → 鍵を貼って保存（Ctrl+S）。</w:t>
+      </w:r>
+    </w:p>
+    <w:p>
+      <w:pPr>
+        <w:spacing w:after="60"/>
+        <w:ind w:left="360"/>
+      </w:pPr>
+      <w:r>
+        <w:rPr>
+          <w:color w:val="555555"/>
           <w:sz w:val="18"/>
           <w:szCs w:val="18"/>
         </w:rPr>
-        <w:t xml:space="preserve">※すでに入っている人は飛ばしてOK。</w:t>
+        <w:t xml:space="preserve">※鍵はあなたのPC内だけに保存され、アプリのフォルダやネットには出ません。</w:t>
       </w:r>
     </w:p>
     <w:p>
@@ -230,209 +284,57 @@
           <w:ilvl w:val="0"/>
           <w:numId w:val="3"/>
         </w:numPr>
-        <w:spacing w:after="60" w:before="80"/>
+        <w:spacing w:after="50" w:before="100"/>
       </w:pPr>
       <w:r>
         <w:rPr>
           <w:b/>
           <w:bCs/>
         </w:rPr>
-        <w:t xml:space="preserve">APIキーを取得する（共通）</w:t>
-      </w:r>
-    </w:p>
-    <w:p>
-      <w:pPr>
-        <w:pStyle w:val="ListParagraph"/>
-        <w:numPr>
-          <w:ilvl w:val="0"/>
-          <w:numId w:val="2"/>
-        </w:numPr>
-        <w:spacing w:after="40"/>
-      </w:pPr>
-      <w:r>
-        <w:t xml:space="preserve">https://console.anthropic.com を開いてログイン</w:t>
-      </w:r>
-    </w:p>
-    <w:p>
-      <w:pPr>
-        <w:pStyle w:val="ListParagraph"/>
-        <w:numPr>
-          <w:ilvl w:val="0"/>
-          <w:numId w:val="2"/>
-        </w:numPr>
-        <w:spacing w:after="40"/>
-      </w:pPr>
-      <w:r>
-        <w:t xml:space="preserve">「Billing」でカード登録＋少額チャージ（$5で数百枚分）</w:t>
-      </w:r>
-    </w:p>
-    <w:p>
-      <w:pPr>
-        <w:pStyle w:val="ListParagraph"/>
-        <w:numPr>
-          <w:ilvl w:val="0"/>
-          <w:numId w:val="2"/>
-        </w:numPr>
-        <w:spacing w:after="40"/>
-      </w:pPr>
-      <w:r>
-        <w:t xml:space="preserve">「API Keys」→「Create Key」→ 表示された </w:t>
-      </w:r>
-      <w:r>
-        <w:rPr>
-          <w:b/>
-          <w:bCs/>
-        </w:rPr>
-        <w:t xml:space="preserve">sk-ant-… で始まる鍵をコピー</w:t>
-      </w:r>
-    </w:p>
-    <w:p>
-      <w:pPr>
-        <w:pStyle w:val="ListParagraph"/>
-        <w:numPr>
-          <w:ilvl w:val="0"/>
-          <w:numId w:val="3"/>
-        </w:numPr>
-        <w:spacing w:after="60" w:before="80"/>
-      </w:pPr>
-      <w:r>
-        <w:rPr>
-          <w:b/>
-          <w:bCs/>
-        </w:rPr>
-        <w:t xml:space="preserve">鍵を登録する（初回だけ・OSで操作が違います）</w:t>
-      </w:r>
-    </w:p>
-    <w:p>
-      <w:pPr>
-        <w:spacing w:after="40"/>
+        <w:t xml:space="preserve">起動する</w:t>
+      </w:r>
+    </w:p>
+    <w:p>
+      <w:pPr>
+        <w:spacing w:after="80"/>
+      </w:pPr>
+      <w:r>
+        <w:t xml:space="preserve">「ReVal自動読み取りを起動.bat」をダブルクリック → 黒い画面が出て、数秒でブラウザが開きます（localhost:5178）。</w:t>
+      </w:r>
+    </w:p>
+    <w:p>
+      <w:pPr>
+        <w:spacing w:after="60"/>
         <w:ind w:left="360"/>
       </w:pPr>
       <w:r>
         <w:rPr>
-          <w:b/>
-          <w:bCs/>
-          <w:color w:val="1F6FC5"/>
-        </w:rPr>
-        <w:t xml:space="preserve">［Windows］ </w:t>
-      </w:r>
-      <w:r>
-        <w:t xml:space="preserve">フォルダ内の「初回設定_APIキー.bat」をダブルクリック → メモ帳が開く → 鍵を貼って保存。</w:t>
-      </w:r>
-    </w:p>
-    <w:p>
-      <w:pPr>
-        <w:spacing w:after="80"/>
-        <w:ind w:left="360"/>
-      </w:pPr>
-      <w:r>
-        <w:rPr>
-          <w:b/>
-          <w:bCs/>
-          <w:color w:val="2E8B57"/>
-        </w:rPr>
-        <w:t xml:space="preserve">［Mac］ </w:t>
-      </w:r>
-      <w:r>
-        <w:t xml:space="preserve">フォルダ内の「初回設定_APIキー.command」を右クリック →「開く」→（確認が出たら）もう一度「開く」→ テキストエディタが開く → 鍵を貼って保存。</w:t>
-      </w:r>
-    </w:p>
-    <w:p>
-      <w:pPr>
-        <w:spacing w:after="80"/>
-      </w:pPr>
-      <w:r>
-        <w:rPr>
-          <w:color w:val="777777"/>
+          <w:color w:val="555555"/>
           <w:sz w:val="18"/>
           <w:szCs w:val="18"/>
         </w:rPr>
-        <w:t xml:space="preserve">※鍵はあなたのPC内だけに保存され（~/.config/reval/apikey.txt）、アプリのフォルダやネットには出ません。</w:t>
-      </w:r>
-    </w:p>
-    <w:p>
-      <w:pPr>
-        <w:pStyle w:val="ListParagraph"/>
-        <w:numPr>
-          <w:ilvl w:val="0"/>
-          <w:numId w:val="3"/>
-        </w:numPr>
-        <w:spacing w:after="60" w:before="80"/>
-      </w:pPr>
-      <w:r>
-        <w:rPr>
-          <w:b/>
-          <w:bCs/>
-        </w:rPr>
-        <w:t xml:space="preserve">起動する（OSで操作が違います）</w:t>
-      </w:r>
-    </w:p>
-    <w:p>
-      <w:pPr>
+        <w:t xml:space="preserve">※黒い画面は開いたままに。閉じると停止（落ちても自動再起動）。</w:t>
+      </w:r>
+    </w:p>
+    <w:p>
+      <w:pPr>
+        <w:pStyle w:val="Heading2"/>
+      </w:pPr>
+      <w:r>
+        <w:t xml:space="preserve">使い方</w:t>
+      </w:r>
+    </w:p>
+    <w:p>
+      <w:pPr>
+        <w:pStyle w:val="ListParagraph"/>
+        <w:numPr>
+          <w:ilvl w:val="0"/>
+          <w:numId w:val="2"/>
+        </w:numPr>
         <w:spacing w:after="40"/>
-        <w:ind w:left="360"/>
-      </w:pPr>
-      <w:r>
-        <w:rPr>
-          <w:b/>
-          <w:bCs/>
-          <w:color w:val="1F6FC5"/>
-        </w:rPr>
-        <w:t xml:space="preserve">［Windows］ </w:t>
-      </w:r>
-      <w:r>
-        <w:t xml:space="preserve">「ReVal自動読み取りを起動.bat」をダブルクリック。黒い画面が出て、数秒でブラウザが開きます（localhost:5178）。</w:t>
-      </w:r>
-    </w:p>
-    <w:p>
-      <w:pPr>
-        <w:spacing w:after="80"/>
-        <w:ind w:left="360"/>
-      </w:pPr>
-      <w:r>
-        <w:rPr>
-          <w:b/>
-          <w:bCs/>
-          <w:color w:val="2E8B57"/>
-        </w:rPr>
-        <w:t xml:space="preserve">［Mac］ </w:t>
-      </w:r>
-      <w:r>
-        <w:t xml:space="preserve">「ReVal自動読み取りを起動.command」を右クリック →「開く」→（「開発元を確認できません」と出たら）もう一度「開く」。ターミナルが開き、数秒でブラウザが開きます（localhost:5178）。</w:t>
-      </w:r>
-    </w:p>
-    <w:p>
-      <w:pPr>
-        <w:spacing w:after="80"/>
-      </w:pPr>
-      <w:r>
-        <w:rPr>
-          <w:color w:val="777777"/>
-          <w:sz w:val="18"/>
-          <w:szCs w:val="18"/>
-        </w:rPr>
-        <w:t xml:space="preserve">※この画面（黒い画面／ターミナル）は開いたままに。閉じるとアプリが止まります（落ちても自動で復活）。</w:t>
-      </w:r>
-    </w:p>
-    <w:p>
-      <w:pPr>
-        <w:spacing w:after="80"/>
-      </w:pPr>
-      <w:r>
-        <w:rPr>
-          <w:color w:val="777777"/>
-          <w:sz w:val="18"/>
-          <w:szCs w:val="18"/>
-        </w:rPr>
-        <w:t xml:space="preserve">※Macで「実行できない」場合：ターミナルでフォルダに入り chmod +x *.command を一度だけ実行すると確実です。</w:t>
-      </w:r>
-    </w:p>
-    <w:p>
-      <w:pPr>
-        <w:pStyle w:val="Heading2"/>
-      </w:pPr>
-      <w:r>
-        <w:t xml:space="preserve">使い方（Windows・Mac 共通）</w:t>
+      </w:pPr>
+      <w:r>
+        <w:t xml:space="preserve">画面上の枠にマイソク（PDF・画像）をドラッグ＆ドロップ。複数まとめてOK。スクショを Ctrl+V でも入ります</w:t>
       </w:r>
     </w:p>
     <w:p>
@@ -445,7 +347,7 @@
         <w:spacing w:after="40"/>
       </w:pPr>
       <w:r>
-        <w:t xml:space="preserve">画面上の枠にマイソク（PDF・画像）をドラッグ＆ドロップ。複数まとめてOK。スクショを Ctrl+V（Macは ⌘+V）でも入ります</w:t>
+        <w:t xml:space="preserve">読み取った数字を確認（違えば直すと自動で再計算）。黄色は「AIが自信なし」の項目</w:t>
       </w:r>
     </w:p>
     <w:p>
@@ -458,7 +360,7 @@
         <w:spacing w:after="40"/>
       </w:pPr>
       <w:r>
-        <w:t xml:space="preserve">読み取った数字を確認（違えば直すと自動で再計算）。黄色は「AIが自信なし」の項目</w:t>
+        <w:t xml:space="preserve">カードにカルテ＋「想定／満室実数／現況実数」の3列比較＋ReValシミュレーターが出ます</w:t>
       </w:r>
     </w:p>
     <w:p>
@@ -471,7 +373,7 @@
         <w:spacing w:after="40"/>
       </w:pPr>
       <w:r>
-        <w:t xml:space="preserve">カードにカルテ＋「想定／満室実数／現況実数」の3列比較＋ReValシミュレーターが出ます</w:t>
+        <w:t xml:space="preserve">「📎 詳細資料を追加」にレントロール／ランニングコスト表を入れると、満室実数・現況実数も算出</w:t>
       </w:r>
     </w:p>
     <w:p>
@@ -484,7 +386,7 @@
         <w:spacing w:after="40"/>
       </w:pPr>
       <w:r>
-        <w:t xml:space="preserve">「📎 詳細資料を追加」にレントロール／ランニングコスト表を入れると、満室実数・現況実数も算出</w:t>
+        <w:t xml:space="preserve">「物件価格」を動かすと、賃料は固定のまま表面利回りが変わる＝価格交渉のシミュレーション</w:t>
       </w:r>
     </w:p>
     <w:p>
@@ -497,36 +399,7 @@
         <w:spacing w:after="40"/>
       </w:pPr>
       <w:r>
-        <w:t xml:space="preserve">「物件価格」を動かすと、賃料は固定のまま表面利回りが変わる＝価格交渉のシミュレーション</w:t>
-      </w:r>
-    </w:p>
-    <w:p>
-      <w:pPr>
-        <w:pStyle w:val="ListParagraph"/>
-        <w:numPr>
-          <w:ilvl w:val="0"/>
-          <w:numId w:val="2"/>
-        </w:numPr>
-        <w:spacing w:after="40"/>
-      </w:pPr>
-      <w:r>
         <w:t xml:space="preserve">入れた物件はカードで積み上がり、上にCCR順のランキングも出ます</w:t>
-      </w:r>
-    </w:p>
-    <w:p>
-      <w:pPr>
-        <w:pStyle w:val="Heading2"/>
-      </w:pPr>
-      <w:r>
-        <w:t xml:space="preserve">料金について</w:t>
-      </w:r>
-    </w:p>
-    <w:p>
-      <w:pPr>
-        <w:spacing w:after="80"/>
-      </w:pPr>
-      <w:r>
-        <w:t xml:space="preserve">AI読み取りは、登録したあなた自身のAPIキーで動くので費用はあなた負担です（1枚あたり数円程度）。手入力の電卓・計算機能だけなら費用はかかりません。</w:t>
       </w:r>
     </w:p>
     <w:p>
@@ -740,7 +613,7 @@
                 <w:b w:val="false"/>
                 <w:bCs w:val="false"/>
               </w:rPr>
-              <w:t xml:space="preserve">Macで開けない／止められる</w:t>
+              <w:t xml:space="preserve">ブラウザが開かない</w:t>
             </w:r>
           </w:p>
         </w:tc>
@@ -766,7 +639,7 @@
                 <w:b w:val="false"/>
                 <w:bCs w:val="false"/>
               </w:rPr>
-              <w:t xml:space="preserve">右クリック→「開く」で実行。だめなら chmod +x *.command を一度実行</w:t>
+              <w:t xml:space="preserve">自分でブラウザを開き、アドレス欄に localhost:5178 と入力</w:t>
             </w:r>
           </w:p>
         </w:tc>
@@ -794,7 +667,7 @@
                 <w:b w:val="false"/>
                 <w:bCs w:val="false"/>
               </w:rPr>
-              <w:t xml:space="preserve">ブラウザが開かない</w:t>
+              <w:t xml:space="preserve">読み取りがおかしい</w:t>
             </w:r>
           </w:p>
         </w:tc>
@@ -820,7 +693,416 @@
                 <w:b w:val="false"/>
                 <w:bCs w:val="false"/>
               </w:rPr>
-              <w:t xml:space="preserve">自分でブラウザを開き、アドレス欄に localhost:5178 と入力</w:t>
+              <w:t xml:space="preserve">数字を手で直せます（価格・利回り・面積など）</w:t>
+            </w:r>
+          </w:p>
+        </w:tc>
+      </w:tr>
+    </w:tbl>
+    <w:p>
+      <w:pPr>
+        <w:pStyle w:val="Heading1"/>
+        <w:pageBreakBefore/>
+      </w:pPr>
+      <w:r>
+        <w:rPr>
+          <w:color w:val="2E8B57"/>
+        </w:rPr>
+        <w:t xml:space="preserve">🍎 Mac をお使いの方</w:t>
+      </w:r>
+    </w:p>
+    <w:p>
+      <w:pPr>
+        <w:pStyle w:val="Heading2"/>
+      </w:pPr>
+      <w:r>
+        <w:t xml:space="preserve">セットアップ手順</w:t>
+      </w:r>
+    </w:p>
+    <w:p>
+      <w:pPr>
+        <w:pStyle w:val="ListParagraph"/>
+        <w:numPr>
+          <w:ilvl w:val="0"/>
+          <w:numId w:val="4"/>
+        </w:numPr>
+        <w:spacing w:after="50" w:before="100"/>
+      </w:pPr>
+      <w:r>
+        <w:rPr>
+          <w:b/>
+          <w:bCs/>
+        </w:rPr>
+        <w:t xml:space="preserve">アプリをダウンロード</w:t>
+      </w:r>
+    </w:p>
+    <w:p>
+      <w:pPr>
+        <w:spacing w:after="80"/>
+      </w:pPr>
+      <w:r>
+        <w:t xml:space="preserve">下のページを開き、緑の「Code」→「Download ZIP」。ZIPをダブルクリックで解凍。</w:t>
+      </w:r>
+    </w:p>
+    <w:p>
+      <w:pPr>
+        <w:spacing w:after="80"/>
+      </w:pPr>
+      <w:r>
+        <w:t xml:space="preserve">　配布ページ：</w:t>
+      </w:r>
+      <w:hyperlink w:history="1" r:id="rIdhdc4haalhur1voe4acwyf">
+        <w:r>
+          <w:rPr>
+            <w:rStyle w:val="Hyperlink"/>
+          </w:rPr>
+          <w:t xml:space="preserve">https://github.com/tk84gf-max/reval-auto-reader</w:t>
+        </w:r>
+      </w:hyperlink>
+    </w:p>
+    <w:p>
+      <w:pPr>
+        <w:pStyle w:val="ListParagraph"/>
+        <w:numPr>
+          <w:ilvl w:val="0"/>
+          <w:numId w:val="4"/>
+        </w:numPr>
+        <w:spacing w:after="50" w:before="100"/>
+      </w:pPr>
+      <w:r>
+        <w:rPr>
+          <w:b/>
+          <w:bCs/>
+        </w:rPr>
+        <w:t xml:space="preserve">Node.js を入れる</w:t>
+      </w:r>
+    </w:p>
+    <w:p>
+      <w:pPr>
+        <w:spacing w:after="80"/>
+      </w:pPr>
+      <w:r>
+        <w:t xml:space="preserve">https://nodejs.org で「LTS」をダウンロード → .pkg を開いて指示通りインストール。</w:t>
+      </w:r>
+    </w:p>
+    <w:p>
+      <w:pPr>
+        <w:spacing w:after="60"/>
+        <w:ind w:left="360"/>
+      </w:pPr>
+      <w:r>
+        <w:rPr>
+          <w:color w:val="555555"/>
+          <w:sz w:val="18"/>
+          <w:szCs w:val="18"/>
+        </w:rPr>
+        <w:t xml:space="preserve">※すでに入っている人は飛ばしてOK。</w:t>
+      </w:r>
+    </w:p>
+    <w:p>
+      <w:pPr>
+        <w:pStyle w:val="ListParagraph"/>
+        <w:numPr>
+          <w:ilvl w:val="0"/>
+          <w:numId w:val="4"/>
+        </w:numPr>
+        <w:spacing w:after="50" w:before="100"/>
+      </w:pPr>
+      <w:r>
+        <w:rPr>
+          <w:b/>
+          <w:bCs/>
+        </w:rPr>
+        <w:t xml:space="preserve">APIキーを取得</w:t>
+      </w:r>
+    </w:p>
+    <w:p>
+      <w:pPr>
+        <w:pStyle w:val="ListParagraph"/>
+        <w:numPr>
+          <w:ilvl w:val="0"/>
+          <w:numId w:val="2"/>
+        </w:numPr>
+        <w:spacing w:after="40"/>
+      </w:pPr>
+      <w:r>
+        <w:t xml:space="preserve">https://console.anthropic.com にログイン →「Billing」でカード登録＋少額チャージ（$5で数百枚分）</w:t>
+      </w:r>
+    </w:p>
+    <w:p>
+      <w:pPr>
+        <w:pStyle w:val="ListParagraph"/>
+        <w:numPr>
+          <w:ilvl w:val="0"/>
+          <w:numId w:val="2"/>
+        </w:numPr>
+        <w:spacing w:after="40"/>
+      </w:pPr>
+      <w:r>
+        <w:t xml:space="preserve">「API Keys」→「Create Key」→ </w:t>
+      </w:r>
+      <w:r>
+        <w:rPr>
+          <w:b/>
+          <w:bCs/>
+        </w:rPr>
+        <w:t xml:space="preserve">sk-ant-… の鍵をコピー</w:t>
+      </w:r>
+    </w:p>
+    <w:p>
+      <w:pPr>
+        <w:pStyle w:val="ListParagraph"/>
+        <w:numPr>
+          <w:ilvl w:val="0"/>
+          <w:numId w:val="4"/>
+        </w:numPr>
+        <w:spacing w:after="50" w:before="100"/>
+      </w:pPr>
+      <w:r>
+        <w:rPr>
+          <w:b/>
+          <w:bCs/>
+        </w:rPr>
+        <w:t xml:space="preserve">鍵を登録（初回だけ）</w:t>
+      </w:r>
+    </w:p>
+    <w:p>
+      <w:pPr>
+        <w:spacing w:after="80"/>
+      </w:pPr>
+      <w:r>
+        <w:t xml:space="preserve">フォルダ内の「初回設定_APIキー.command」を 右クリック →「開く」→（確認が出たら）もう一度「開く」→ テキストエディタが開く → 鍵を貼って保存（⌘+S）。</w:t>
+      </w:r>
+    </w:p>
+    <w:p>
+      <w:pPr>
+        <w:spacing w:after="60"/>
+        <w:ind w:left="360"/>
+      </w:pPr>
+      <w:r>
+        <w:rPr>
+          <w:color w:val="555555"/>
+          <w:sz w:val="18"/>
+          <w:szCs w:val="18"/>
+        </w:rPr>
+        <w:t xml:space="preserve">※初回だけ右クリック起動が必要（Macのセキュリティのため）。鍵はあなたのMac内だけに保存されます。</w:t>
+      </w:r>
+    </w:p>
+    <w:p>
+      <w:pPr>
+        <w:pStyle w:val="ListParagraph"/>
+        <w:numPr>
+          <w:ilvl w:val="0"/>
+          <w:numId w:val="4"/>
+        </w:numPr>
+        <w:spacing w:after="50" w:before="100"/>
+      </w:pPr>
+      <w:r>
+        <w:rPr>
+          <w:b/>
+          <w:bCs/>
+        </w:rPr>
+        <w:t xml:space="preserve">起動する</w:t>
+      </w:r>
+    </w:p>
+    <w:p>
+      <w:pPr>
+        <w:spacing w:after="80"/>
+      </w:pPr>
+      <w:r>
+        <w:t xml:space="preserve">「ReVal自動読み取りを起動.command」を 右クリック →「開く」→（「開発元を確認できません」と出たら）もう一度「開く」。ターミナルが開き、数秒でブラウザが開きます（localhost:5178）。</w:t>
+      </w:r>
+    </w:p>
+    <w:p>
+      <w:pPr>
+        <w:spacing w:after="60"/>
+        <w:ind w:left="360"/>
+      </w:pPr>
+      <w:r>
+        <w:rPr>
+          <w:color w:val="555555"/>
+          <w:sz w:val="18"/>
+          <w:szCs w:val="18"/>
+        </w:rPr>
+        <w:t xml:space="preserve">※このターミナルは開いたままに。閉じると停止（落ちても自動再起動）。</w:t>
+      </w:r>
+    </w:p>
+    <w:p>
+      <w:pPr>
+        <w:spacing w:after="60"/>
+        <w:ind w:left="360"/>
+      </w:pPr>
+      <w:r>
+        <w:rPr>
+          <w:color w:val="555555"/>
+          <w:sz w:val="18"/>
+          <w:szCs w:val="18"/>
+        </w:rPr>
+        <w:t xml:space="preserve">※もし実行できない場合：ターミナルでこのフォルダに入り「chmod +x *.command」を一度だけ実行すると確実です。</w:t>
+      </w:r>
+    </w:p>
+    <w:p>
+      <w:pPr>
+        <w:pStyle w:val="Heading2"/>
+      </w:pPr>
+      <w:r>
+        <w:t xml:space="preserve">使い方</w:t>
+      </w:r>
+    </w:p>
+    <w:p>
+      <w:pPr>
+        <w:pStyle w:val="ListParagraph"/>
+        <w:numPr>
+          <w:ilvl w:val="0"/>
+          <w:numId w:val="2"/>
+        </w:numPr>
+        <w:spacing w:after="40"/>
+      </w:pPr>
+      <w:r>
+        <w:t xml:space="preserve">画面上の枠にマイソク（PDF・画像）をドラッグ＆ドロップ。複数まとめてOK。スクショを ⌘+V でも入ります</w:t>
+      </w:r>
+    </w:p>
+    <w:p>
+      <w:pPr>
+        <w:pStyle w:val="ListParagraph"/>
+        <w:numPr>
+          <w:ilvl w:val="0"/>
+          <w:numId w:val="2"/>
+        </w:numPr>
+        <w:spacing w:after="40"/>
+      </w:pPr>
+      <w:r>
+        <w:t xml:space="preserve">読み取った数字を確認（違えば直すと自動で再計算）。黄色は「AIが自信なし」の項目</w:t>
+      </w:r>
+    </w:p>
+    <w:p>
+      <w:pPr>
+        <w:pStyle w:val="ListParagraph"/>
+        <w:numPr>
+          <w:ilvl w:val="0"/>
+          <w:numId w:val="2"/>
+        </w:numPr>
+        <w:spacing w:after="40"/>
+      </w:pPr>
+      <w:r>
+        <w:t xml:space="preserve">カードにカルテ＋「想定／満室実数／現況実数」の3列比較＋ReValシミュレーターが出ます</w:t>
+      </w:r>
+    </w:p>
+    <w:p>
+      <w:pPr>
+        <w:pStyle w:val="ListParagraph"/>
+        <w:numPr>
+          <w:ilvl w:val="0"/>
+          <w:numId w:val="2"/>
+        </w:numPr>
+        <w:spacing w:after="40"/>
+      </w:pPr>
+      <w:r>
+        <w:t xml:space="preserve">「📎 詳細資料を追加」にレントロール／ランニングコスト表を入れると、満室実数・現況実数も算出</w:t>
+      </w:r>
+    </w:p>
+    <w:p>
+      <w:pPr>
+        <w:pStyle w:val="ListParagraph"/>
+        <w:numPr>
+          <w:ilvl w:val="0"/>
+          <w:numId w:val="2"/>
+        </w:numPr>
+        <w:spacing w:after="40"/>
+      </w:pPr>
+      <w:r>
+        <w:t xml:space="preserve">「物件価格」を動かすと、賃料は固定のまま表面利回りが変わる＝価格交渉のシミュレーション</w:t>
+      </w:r>
+    </w:p>
+    <w:p>
+      <w:pPr>
+        <w:pStyle w:val="ListParagraph"/>
+        <w:numPr>
+          <w:ilvl w:val="0"/>
+          <w:numId w:val="2"/>
+        </w:numPr>
+        <w:spacing w:after="40"/>
+      </w:pPr>
+      <w:r>
+        <w:t xml:space="preserve">入れた物件はカードで積み上がり、上にCCR順のランキングも出ます</w:t>
+      </w:r>
+    </w:p>
+    <w:p>
+      <w:pPr>
+        <w:pStyle w:val="Heading2"/>
+      </w:pPr>
+      <w:r>
+        <w:t xml:space="preserve">うまくいかないとき</w:t>
+      </w:r>
+    </w:p>
+    <w:tbl>
+      <w:tblPr>
+        <w:tblW w:type="dxa" w:w="9026"/>
+        <w:tblBorders>
+          <w:top w:val="single" w:color="auto" w:sz="4"/>
+          <w:left w:val="single" w:color="auto" w:sz="4"/>
+          <w:bottom w:val="single" w:color="auto" w:sz="4"/>
+          <w:right w:val="single" w:color="auto" w:sz="4"/>
+          <w:insideH w:val="single" w:color="auto" w:sz="4"/>
+          <w:insideV w:val="single" w:color="auto" w:sz="4"/>
+        </w:tblBorders>
+      </w:tblPr>
+      <w:tblGrid>
+        <w:gridCol w:w="3400"/>
+        <w:gridCol w:w="5626"/>
+      </w:tblGrid>
+      <w:tr>
+        <w:tc>
+          <w:tcPr>
+            <w:tcW w:type="dxa" w:w="3400"/>
+            <w:tcBorders>
+              <w:top w:val="single" w:color="CCCCCC" w:sz="1"/>
+              <w:left w:val="single" w:color="CCCCCC" w:sz="1"/>
+              <w:bottom w:val="single" w:color="CCCCCC" w:sz="1"/>
+              <w:right w:val="single" w:color="CCCCCC" w:sz="1"/>
+            </w:tcBorders>
+            <w:shd w:fill="D5E8F0" w:val="clear"/>
+            <w:tcMar>
+              <w:top w:type="dxa" w:w="80"/>
+              <w:left w:type="dxa" w:w="120"/>
+              <w:bottom w:type="dxa" w:w="80"/>
+              <w:right w:type="dxa" w:w="120"/>
+            </w:tcMar>
+          </w:tcPr>
+          <w:p>
+            <w:r>
+              <w:rPr>
+                <w:b/>
+                <w:bCs/>
+              </w:rPr>
+              <w:t xml:space="preserve">症状</w:t>
+            </w:r>
+          </w:p>
+        </w:tc>
+        <w:tc>
+          <w:tcPr>
+            <w:tcW w:type="dxa" w:w="5626"/>
+            <w:tcBorders>
+              <w:top w:val="single" w:color="CCCCCC" w:sz="1"/>
+              <w:left w:val="single" w:color="CCCCCC" w:sz="1"/>
+              <w:bottom w:val="single" w:color="CCCCCC" w:sz="1"/>
+              <w:right w:val="single" w:color="CCCCCC" w:sz="1"/>
+            </w:tcBorders>
+            <w:shd w:fill="D5E8F0" w:val="clear"/>
+            <w:tcMar>
+              <w:top w:type="dxa" w:w="80"/>
+              <w:left w:type="dxa" w:w="120"/>
+              <w:bottom w:type="dxa" w:w="80"/>
+              <w:right w:type="dxa" w:w="120"/>
+            </w:tcMar>
+          </w:tcPr>
+          <w:p>
+            <w:r>
+              <w:rPr>
+                <w:b/>
+                <w:bCs/>
+              </w:rPr>
+              <w:t xml:space="preserve">対処</w:t>
             </w:r>
           </w:p>
         </w:tc>
@@ -848,7 +1130,7 @@
                 <w:b w:val="false"/>
                 <w:bCs w:val="false"/>
               </w:rPr>
-              <w:t xml:space="preserve">読み取りがおかしい</w:t>
+              <w:t xml:space="preserve">「開発元を確認できません」で開けない</w:t>
             </w:r>
           </w:p>
         </w:tc>
@@ -874,7 +1156,223 @@
                 <w:b w:val="false"/>
                 <w:bCs w:val="false"/>
               </w:rPr>
-              <w:t xml:space="preserve">数字を手で直せます（価格・利回り・面積など）</w:t>
+              <w:t xml:space="preserve">右クリック →「開く」→ もう一度「開く」で実行できます</w:t>
+            </w:r>
+          </w:p>
+        </w:tc>
+      </w:tr>
+      <w:tr>
+        <w:tc>
+          <w:tcPr>
+            <w:tcW w:type="dxa" w:w="3400"/>
+            <w:tcBorders>
+              <w:top w:val="single" w:color="CCCCCC" w:sz="1"/>
+              <w:left w:val="single" w:color="CCCCCC" w:sz="1"/>
+              <w:bottom w:val="single" w:color="CCCCCC" w:sz="1"/>
+              <w:right w:val="single" w:color="CCCCCC" w:sz="1"/>
+            </w:tcBorders>
+            <w:tcMar>
+              <w:top w:type="dxa" w:w="80"/>
+              <w:left w:type="dxa" w:w="120"/>
+              <w:bottom w:type="dxa" w:w="80"/>
+              <w:right w:type="dxa" w:w="120"/>
+            </w:tcMar>
+          </w:tcPr>
+          <w:p>
+            <w:r>
+              <w:rPr>
+                <w:b w:val="false"/>
+                <w:bCs w:val="false"/>
+              </w:rPr>
+              <w:t xml:space="preserve">それでも実行できない</w:t>
+            </w:r>
+          </w:p>
+        </w:tc>
+        <w:tc>
+          <w:tcPr>
+            <w:tcW w:type="dxa" w:w="5626"/>
+            <w:tcBorders>
+              <w:top w:val="single" w:color="CCCCCC" w:sz="1"/>
+              <w:left w:val="single" w:color="CCCCCC" w:sz="1"/>
+              <w:bottom w:val="single" w:color="CCCCCC" w:sz="1"/>
+              <w:right w:val="single" w:color="CCCCCC" w:sz="1"/>
+            </w:tcBorders>
+            <w:tcMar>
+              <w:top w:type="dxa" w:w="80"/>
+              <w:left w:type="dxa" w:w="120"/>
+              <w:bottom w:type="dxa" w:w="80"/>
+              <w:right w:type="dxa" w:w="120"/>
+            </w:tcMar>
+          </w:tcPr>
+          <w:p>
+            <w:r>
+              <w:rPr>
+                <w:b w:val="false"/>
+                <w:bCs w:val="false"/>
+              </w:rPr>
+              <w:t xml:space="preserve">ターミナルでフォルダに入り「chmod +x *.command」を一度実行</w:t>
+            </w:r>
+          </w:p>
+        </w:tc>
+      </w:tr>
+      <w:tr>
+        <w:tc>
+          <w:tcPr>
+            <w:tcW w:type="dxa" w:w="3400"/>
+            <w:tcBorders>
+              <w:top w:val="single" w:color="CCCCCC" w:sz="1"/>
+              <w:left w:val="single" w:color="CCCCCC" w:sz="1"/>
+              <w:bottom w:val="single" w:color="CCCCCC" w:sz="1"/>
+              <w:right w:val="single" w:color="CCCCCC" w:sz="1"/>
+            </w:tcBorders>
+            <w:tcMar>
+              <w:top w:type="dxa" w:w="80"/>
+              <w:left w:type="dxa" w:w="120"/>
+              <w:bottom w:type="dxa" w:w="80"/>
+              <w:right w:type="dxa" w:w="120"/>
+            </w:tcMar>
+          </w:tcPr>
+          <w:p>
+            <w:r>
+              <w:rPr>
+                <w:b w:val="false"/>
+                <w:bCs w:val="false"/>
+              </w:rPr>
+              <w:t xml:space="preserve">「APIキー未設定」と出る</w:t>
+            </w:r>
+          </w:p>
+        </w:tc>
+        <w:tc>
+          <w:tcPr>
+            <w:tcW w:type="dxa" w:w="5626"/>
+            <w:tcBorders>
+              <w:top w:val="single" w:color="CCCCCC" w:sz="1"/>
+              <w:left w:val="single" w:color="CCCCCC" w:sz="1"/>
+              <w:bottom w:val="single" w:color="CCCCCC" w:sz="1"/>
+              <w:right w:val="single" w:color="CCCCCC" w:sz="1"/>
+            </w:tcBorders>
+            <w:tcMar>
+              <w:top w:type="dxa" w:w="80"/>
+              <w:left w:type="dxa" w:w="120"/>
+              <w:bottom w:type="dxa" w:w="80"/>
+              <w:right w:type="dxa" w:w="120"/>
+            </w:tcMar>
+          </w:tcPr>
+          <w:p>
+            <w:r>
+              <w:rPr>
+                <w:b w:val="false"/>
+                <w:bCs w:val="false"/>
+              </w:rPr>
+              <w:t xml:space="preserve">STEP 4 で鍵を貼って保存したか確認</w:t>
+            </w:r>
+          </w:p>
+        </w:tc>
+      </w:tr>
+      <w:tr>
+        <w:tc>
+          <w:tcPr>
+            <w:tcW w:type="dxa" w:w="3400"/>
+            <w:tcBorders>
+              <w:top w:val="single" w:color="CCCCCC" w:sz="1"/>
+              <w:left w:val="single" w:color="CCCCCC" w:sz="1"/>
+              <w:bottom w:val="single" w:color="CCCCCC" w:sz="1"/>
+              <w:right w:val="single" w:color="CCCCCC" w:sz="1"/>
+            </w:tcBorders>
+            <w:tcMar>
+              <w:top w:type="dxa" w:w="80"/>
+              <w:left w:type="dxa" w:w="120"/>
+              <w:bottom w:type="dxa" w:w="80"/>
+              <w:right w:type="dxa" w:w="120"/>
+            </w:tcMar>
+          </w:tcPr>
+          <w:p>
+            <w:r>
+              <w:rPr>
+                <w:b w:val="false"/>
+                <w:bCs w:val="false"/>
+              </w:rPr>
+              <w:t xml:space="preserve">「Node.js が見つかりません」</w:t>
+            </w:r>
+          </w:p>
+        </w:tc>
+        <w:tc>
+          <w:tcPr>
+            <w:tcW w:type="dxa" w:w="5626"/>
+            <w:tcBorders>
+              <w:top w:val="single" w:color="CCCCCC" w:sz="1"/>
+              <w:left w:val="single" w:color="CCCCCC" w:sz="1"/>
+              <w:bottom w:val="single" w:color="CCCCCC" w:sz="1"/>
+              <w:right w:val="single" w:color="CCCCCC" w:sz="1"/>
+            </w:tcBorders>
+            <w:tcMar>
+              <w:top w:type="dxa" w:w="80"/>
+              <w:left w:type="dxa" w:w="120"/>
+              <w:bottom w:type="dxa" w:w="80"/>
+              <w:right w:type="dxa" w:w="120"/>
+            </w:tcMar>
+          </w:tcPr>
+          <w:p>
+            <w:r>
+              <w:rPr>
+                <w:b w:val="false"/>
+                <w:bCs w:val="false"/>
+              </w:rPr>
+              <w:t xml:space="preserve">STEP 2 で Node.js を入れる（入れた後はターミナル開き直し）</w:t>
+            </w:r>
+          </w:p>
+        </w:tc>
+      </w:tr>
+      <w:tr>
+        <w:tc>
+          <w:tcPr>
+            <w:tcW w:type="dxa" w:w="3400"/>
+            <w:tcBorders>
+              <w:top w:val="single" w:color="CCCCCC" w:sz="1"/>
+              <w:left w:val="single" w:color="CCCCCC" w:sz="1"/>
+              <w:bottom w:val="single" w:color="CCCCCC" w:sz="1"/>
+              <w:right w:val="single" w:color="CCCCCC" w:sz="1"/>
+            </w:tcBorders>
+            <w:tcMar>
+              <w:top w:type="dxa" w:w="80"/>
+              <w:left w:type="dxa" w:w="120"/>
+              <w:bottom w:type="dxa" w:w="80"/>
+              <w:right w:type="dxa" w:w="120"/>
+            </w:tcMar>
+          </w:tcPr>
+          <w:p>
+            <w:r>
+              <w:rPr>
+                <w:b w:val="false"/>
+                <w:bCs w:val="false"/>
+              </w:rPr>
+              <w:t xml:space="preserve">ブラウザが開かない</w:t>
+            </w:r>
+          </w:p>
+        </w:tc>
+        <w:tc>
+          <w:tcPr>
+            <w:tcW w:type="dxa" w:w="5626"/>
+            <w:tcBorders>
+              <w:top w:val="single" w:color="CCCCCC" w:sz="1"/>
+              <w:left w:val="single" w:color="CCCCCC" w:sz="1"/>
+              <w:bottom w:val="single" w:color="CCCCCC" w:sz="1"/>
+              <w:right w:val="single" w:color="CCCCCC" w:sz="1"/>
+            </w:tcBorders>
+            <w:tcMar>
+              <w:top w:type="dxa" w:w="80"/>
+              <w:left w:type="dxa" w:w="120"/>
+              <w:bottom w:type="dxa" w:w="80"/>
+              <w:right w:type="dxa" w:w="120"/>
+            </w:tcMar>
+          </w:tcPr>
+          <w:p>
+            <w:r>
+              <w:rPr>
+                <w:b w:val="false"/>
+                <w:bCs w:val="false"/>
+              </w:rPr>
+              <w:t xml:space="preserve">自分でブラウザを開き、アドレス欄に localhost:5178 と入力</w:t>
             </w:r>
           </w:p>
         </w:tc>
@@ -882,10 +1380,35 @@
     </w:tbl>
     <w:p>
       <w:pPr>
+        <w:pStyle w:val="Heading1"/>
+        <w:pageBreakBefore/>
+      </w:pPr>
+      <w:r>
+        <w:t xml:space="preserve">共通（Windows・Mac とも）</w:t>
+      </w:r>
+    </w:p>
+    <w:p>
+      <w:pPr>
         <w:pStyle w:val="Heading2"/>
       </w:pPr>
       <w:r>
-        <w:t xml:space="preserve">自分でカスタムしたい人へ（共通）</w:t>
+        <w:t xml:space="preserve">料金について</w:t>
+      </w:r>
+    </w:p>
+    <w:p>
+      <w:pPr>
+        <w:spacing w:after="80"/>
+      </w:pPr>
+      <w:r>
+        <w:t xml:space="preserve">AI読み取りは、登録したあなた自身のAPIキーで動くので費用はあなた負担です（1枚あたり数円程度）。手入力の電卓・計算機能だけなら費用はかかりません。</w:t>
+      </w:r>
+    </w:p>
+    <w:p>
+      <w:pPr>
+        <w:pStyle w:val="Heading2"/>
+      </w:pPr>
+      <w:r>
+        <w:t xml:space="preserve">自分でカスタムしたい人へ</w:t>
       </w:r>
     </w:p>
     <w:p>
@@ -1115,16 +1638,33 @@
       <w:lvlText w:val="STEP %1"/>
       <w:lvlJc w:val="left"/>
       <w:pPr>
-        <w:ind w:left="720" w:hanging="600"/>
+        <w:ind w:left="760" w:hanging="620"/>
       </w:pPr>
       <w:rPr>
         <w:b/>
         <w:bCs/>
-        <w:color w:val="1F4E79"/>
+        <w:color w:val="1F6FC5"/>
       </w:rPr>
     </w:lvl>
   </w:abstractNum>
   <w:abstractNum w:abstractNumId="3" w15:restartNumberingAfterBreak="0">
+    <w:multiLevelType w:val="hybridMultilevel"/>
+    <w:lvl w:ilvl="0" w15:tentative="1">
+      <w:start w:val="1"/>
+      <w:numFmt w:val="decimal"/>
+      <w:lvlText w:val="STEP %1"/>
+      <w:lvlJc w:val="left"/>
+      <w:pPr>
+        <w:ind w:left="760" w:hanging="620"/>
+      </w:pPr>
+      <w:rPr>
+        <w:b/>
+        <w:bCs/>
+        <w:color w:val="2E8B57"/>
+      </w:rPr>
+    </w:lvl>
+  </w:abstractNum>
+  <w:abstractNum w:abstractNumId="4" w15:restartNumberingAfterBreak="0">
     <w:multiLevelType w:val="hybridMultilevel"/>
     <w:lvl w:ilvl="0" w15:tentative="1">
       <w:start w:val="1"/>
@@ -1143,13 +1683,19 @@
     </w:lvlOverride>
   </w:num>
   <w:num w:numId="2">
-    <w:abstractNumId w:val="3"/>
+    <w:abstractNumId w:val="4"/>
     <w:lvlOverride w:ilvl="0">
       <w:startOverride w:val="1"/>
     </w:lvlOverride>
   </w:num>
   <w:num w:numId="3">
     <w:abstractNumId w:val="2"/>
+    <w:lvlOverride w:ilvl="0">
+      <w:startOverride w:val="1"/>
+    </w:lvlOverride>
+  </w:num>
+  <w:num w:numId="4">
+    <w:abstractNumId w:val="3"/>
     <w:lvlOverride w:ilvl="0">
       <w:startOverride w:val="1"/>
     </w:lvlOverride>
@@ -1356,6 +1902,23 @@
       <w:szCs w:val="36"/>
     </w:rPr>
   </w:style>
+  <w:style w:type="paragraph" w:styleId="Heading1">
+    <w:name w:val="Heading 1"/>
+    <w:basedOn w:val="Normal"/>
+    <w:next w:val="Normal"/>
+    <w:qFormat/>
+    <w:pPr>
+      <w:spacing w:after="160" w:before="200"/>
+      <w:outlineLvl w:val="0"/>
+    </w:pPr>
+    <w:rPr>
+      <w:rFonts w:ascii="Yu Gothic" w:cs="Yu Gothic" w:eastAsia="Yu Gothic" w:hAnsi="Yu Gothic"/>
+      <w:b/>
+      <w:bCs/>
+      <w:sz w:val="32"/>
+      <w:szCs w:val="32"/>
+    </w:rPr>
+  </w:style>
   <w:style w:type="paragraph" w:styleId="Heading2">
     <w:name w:val="Heading 2"/>
     <w:basedOn w:val="Normal"/>
@@ -1365,7 +1928,7 @@
       <w:pBdr>
         <w:bottom w:val="single" w:color="9DC3E6" w:sz="6" w:space="2"/>
       </w:pBdr>
-      <w:spacing w:after="120" w:before="260"/>
+      <w:spacing w:after="100" w:before="220"/>
       <w:outlineLvl w:val="1"/>
     </w:pPr>
     <w:rPr>
@@ -1373,8 +1936,8 @@
       <w:b/>
       <w:bCs/>
       <w:color w:val="1F4E79"/>
-      <w:sz w:val="27"/>
-      <w:szCs w:val="27"/>
+      <w:sz w:val="25"/>
+      <w:szCs w:val="25"/>
     </w:rPr>
   </w:style>
 </w:styles>
